--- a/lh2/DURCHBLICKT_LH2_Digitale_Identitaet_MK.docx
+++ b/lh2/DURCHBLICKT_LH2_Digitale_Identitaet_MK.docx
@@ -24,7 +24,7 @@
           <w:szCs w:val="28"/>
           <w:lang w:val="de"/>
         </w:rPr>
-        <w:t>Wer bin ich online? Digitale Indentität zwischen Selbstausdruck und Selbstinszenierung</w:t>
+        <w:t>Wer bin ich online? Digitale Identität zwischen Selbstausdruck und Selbstinszenierung</w:t>
       </w:r>
     </w:p>
     <w:p>
@@ -668,7 +668,37 @@
                 <w:sz w:val="20"/>
                 <w:szCs w:val="20"/>
               </w:rPr>
-              <w:t>Die verwendeten Onlinematerialien und -werkzeuge sind DSGVO-konform.</w:t>
+              <w:t xml:space="preserve">Die verwendeten Onlinematerialien und -werkzeuge sind </w:t>
+            </w:r>
+            <w:commentRangeStart w:id="0"/>
+            <w:r>
+              <w:rPr>
+                <w:rFonts w:cstheme="minorHAnsi"/>
+                <w:color w:val="000000" w:themeColor="text1"/>
+                <w:sz w:val="20"/>
+                <w:szCs w:val="20"/>
+              </w:rPr>
+              <w:t>DSGVO</w:t>
+            </w:r>
+            <w:commentRangeEnd w:id="0"/>
+            <w:r>
+              <w:rPr>
+                <w:rStyle w:val="Kommentarzeichen"/>
+                <w:rFonts w:cstheme="minorHAnsi"/>
+                <w:color w:val="000000" w:themeColor="text1"/>
+                <w:sz w:val="20"/>
+                <w:szCs w:val="20"/>
+              </w:rPr>
+              <w:commentReference w:id="0"/>
+            </w:r>
+            <w:r>
+              <w:rPr>
+                <w:rFonts w:cstheme="minorHAnsi"/>
+                <w:color w:val="000000" w:themeColor="text1"/>
+                <w:sz w:val="20"/>
+                <w:szCs w:val="20"/>
+              </w:rPr>
+              <w:t>-konform.</w:t>
             </w:r>
           </w:p>
         </w:tc>
@@ -2246,7 +2276,7 @@
                 <w:color w:val="000000" w:themeColor="text1"/>
               </w:rPr>
             </w:pPr>
-            <w:bookmarkStart w:id="0" w:name="_Hlk139991491"/>
+            <w:bookmarkStart w:id="1" w:name="_Hlk139991491"/>
             <w:r>
               <w:rPr>
                 <w:rFonts w:cstheme="minorHAnsi"/>
@@ -2519,7 +2549,7 @@
           <w:tcPr>
             <w:tcW w:w="10485" w:type="dxa"/>
           </w:tcPr>
-          <w:bookmarkEnd w:id="0"/>
+          <w:bookmarkEnd w:id="1"/>
           <w:p>
             <w:pPr>
               <w:tabs>
@@ -2532,7 +2562,7 @@
                 <w:bCs/>
               </w:rPr>
             </w:pPr>
-            <w:commentRangeStart w:id="1"/>
+            <w:commentRangeStart w:id="2"/>
             <w:r>
               <w:rPr>
                 <w:rFonts w:cstheme="minorHAnsi"/>
@@ -2541,7 +2571,7 @@
               </w:rPr>
               <w:t>Ablauf</w:t>
             </w:r>
-            <w:commentRangeEnd w:id="1"/>
+            <w:commentRangeEnd w:id="2"/>
             <w:r>
               <w:rPr>
                 <w:rStyle w:val="Kommentarzeichen"/>
@@ -2551,7 +2581,7 @@
                 <w:sz w:val="22"/>
                 <w:szCs w:val="22"/>
               </w:rPr>
-              <w:commentReference w:id="1"/>
+              <w:commentReference w:id="2"/>
             </w:r>
           </w:p>
           <w:p>
@@ -2776,7 +2806,13 @@
               <w:rPr>
                 <w:rFonts w:cstheme="minorHAnsi"/>
               </w:rPr>
-              <w:t>Selbstdarstellungssstrategien</w:t>
+              <w:t>Selbstdarstellungsstrategien</w:t>
+            </w:r>
+            <w:r>
+              <w:rPr>
+                <w:rFonts w:cstheme="minorHAnsi"/>
+              </w:rPr>
+              <w:t xml:space="preserve"> (ca. 20 Min.)</w:t>
             </w:r>
           </w:p>
           <w:p>
@@ -2968,7 +3004,7 @@
                 <w:bCs/>
               </w:rPr>
             </w:pPr>
-            <w:bookmarkStart w:id="2" w:name="_Hlk139991727"/>
+            <w:bookmarkStart w:id="3" w:name="_Hlk139991727"/>
             <w:r>
               <w:rPr>
                 <w:rFonts w:cstheme="minorHAnsi"/>
@@ -3063,7 +3099,7 @@
           </w:p>
         </w:tc>
       </w:tr>
-      <w:bookmarkEnd w:id="2"/>
+      <w:bookmarkEnd w:id="3"/>
       <w:tr>
         <w:tc>
           <w:tcPr>
@@ -3274,7 +3310,19 @@
               <w:rPr>
                 <w:rFonts w:cstheme="minorHAnsi"/>
               </w:rPr>
-              <w:t>&gt; Welchen Profil würdest du am ehesten folgen?</w:t>
+              <w:t>&gt; Welche</w:t>
+            </w:r>
+            <w:r>
+              <w:rPr>
+                <w:rFonts w:cstheme="minorHAnsi"/>
+              </w:rPr>
+              <w:t>m</w:t>
+            </w:r>
+            <w:r>
+              <w:rPr>
+                <w:rFonts w:cstheme="minorHAnsi"/>
+              </w:rPr>
+              <w:t xml:space="preserve"> Profil würdest du am ehesten folgen?</w:t>
             </w:r>
           </w:p>
           <w:p>
@@ -3506,14 +3554,14 @@
               </w:rPr>
               <w:t xml:space="preserve">--&gt; </w:t>
             </w:r>
-            <w:commentRangeStart w:id="3"/>
+            <w:commentRangeStart w:id="4"/>
             <w:r>
               <w:rPr>
                 <w:rFonts w:cstheme="minorHAnsi"/>
               </w:rPr>
               <w:t xml:space="preserve">Kartenabfrage </w:t>
             </w:r>
-            <w:commentRangeEnd w:id="3"/>
+            <w:commentRangeEnd w:id="4"/>
             <w:r>
               <w:rPr>
                 <w:rStyle w:val="Kommentarzeichen"/>
@@ -3521,7 +3569,7 @@
                 <w:sz w:val="22"/>
                 <w:szCs w:val="22"/>
               </w:rPr>
-              <w:commentReference w:id="3"/>
+              <w:commentReference w:id="4"/>
             </w:r>
           </w:p>
           <w:p>
@@ -4267,9 +4315,8 @@
             <w:r>
               <w:rPr>
                 <w:rFonts w:cstheme="minorHAnsi"/>
-                <w:color w:val="EE0000"/>
-              </w:rPr>
-              <w:t>xx</w:t>
+              </w:rPr>
+              <w:t>3</w:t>
             </w:r>
             <w:r>
               <w:rPr>
@@ -4389,13 +4436,21 @@
               <w:rPr>
                 <w:rFonts w:cstheme="minorHAnsi"/>
               </w:rPr>
-              <w:t xml:space="preserve">--&gt; Arbeitsblatt </w:t>
-            </w:r>
+              <w:t xml:space="preserve">--&gt; </w:t>
+            </w:r>
+            <w:commentRangeStart w:id="5"/>
             <w:r>
               <w:rPr>
                 <w:rFonts w:cstheme="minorHAnsi"/>
                 <w:color w:val="EE0000"/>
               </w:rPr>
+              <w:t xml:space="preserve">Arbeitsblatt </w:t>
+            </w:r>
+            <w:r>
+              <w:rPr>
+                <w:rFonts w:cstheme="minorHAnsi"/>
+                <w:color w:val="EE0000"/>
+              </w:rPr>
               <w:t>1</w:t>
             </w:r>
             <w:r>
@@ -4403,7 +4458,18 @@
                 <w:rFonts w:cstheme="minorHAnsi"/>
                 <w:color w:val="EE0000"/>
               </w:rPr>
-              <w:t xml:space="preserve"> </w:t>
+              <w:t>xx</w:t>
+            </w:r>
+            <w:commentRangeEnd w:id="5"/>
+            <w:r>
+              <w:rPr>
+                <w:rStyle w:val="Kommentarzeichen"/>
+                <w:rFonts w:cstheme="minorHAnsi"/>
+                <w:color w:val="EE0000"/>
+                <w:sz w:val="22"/>
+                <w:szCs w:val="22"/>
+              </w:rPr>
+              <w:commentReference w:id="5"/>
             </w:r>
           </w:p>
           <w:p>
@@ -5586,7 +5652,14 @@
                 <w:rFonts w:cstheme="minorHAnsi"/>
                 <w:color w:val="EE0000"/>
               </w:rPr>
-              <w:t>1C</w:t>
+              <w:t>1</w:t>
+            </w:r>
+            <w:r>
+              <w:rPr>
+                <w:rFonts w:cstheme="minorHAnsi"/>
+                <w:color w:val="EE0000"/>
+              </w:rPr>
+              <w:t>A</w:t>
             </w:r>
           </w:p>
         </w:tc>
@@ -6168,11 +6241,34 @@
                 <w:rFonts w:cstheme="minorHAnsi"/>
               </w:rPr>
             </w:pPr>
+            <w:commentRangeStart w:id="6"/>
             <w:r>
               <w:rPr>
                 <w:rFonts w:cstheme="minorHAnsi"/>
               </w:rPr>
               <w:t>Meinungslinie</w:t>
+            </w:r>
+            <w:r>
+              <w:rPr>
+                <w:rFonts w:cstheme="minorHAnsi"/>
+              </w:rPr>
+              <w:t xml:space="preserve"> </w:t>
+            </w:r>
+            <w:commentRangeEnd w:id="6"/>
+            <w:r>
+              <w:rPr>
+                <w:rStyle w:val="Kommentarzeichen"/>
+                <w:rFonts w:cstheme="minorHAnsi"/>
+                <w:sz w:val="22"/>
+                <w:szCs w:val="22"/>
+              </w:rPr>
+              <w:commentReference w:id="6"/>
+            </w:r>
+            <w:r>
+              <w:rPr>
+                <w:rFonts w:cstheme="minorHAnsi"/>
+              </w:rPr>
+              <w:t>(nur SekI)</w:t>
             </w:r>
           </w:p>
           <w:p>
@@ -6236,7 +6332,19 @@
                 <w:rFonts w:cstheme="minorHAnsi"/>
                 <w:color w:val="EE0000"/>
               </w:rPr>
-              <w:t xml:space="preserve"> 1</w:t>
+              <w:t xml:space="preserve"> </w:t>
+            </w:r>
+            <w:r>
+              <w:rPr>
+                <w:rFonts w:cstheme="minorHAnsi"/>
+              </w:rPr>
+              <w:t>1</w:t>
+            </w:r>
+            <w:r>
+              <w:rPr>
+                <w:rFonts w:cstheme="minorHAnsi"/>
+              </w:rPr>
+              <w:t>B</w:t>
             </w:r>
           </w:p>
           <w:p>
@@ -6579,7 +6687,7 @@
           <w:highlight w:val="lightGray"/>
         </w:rPr>
       </w:pPr>
-      <w:bookmarkStart w:id="4" w:name="_Hlk139993229"/>
+      <w:bookmarkStart w:id="7" w:name="_Hlk139993229"/>
     </w:p>
     <w:tbl>
       <w:tblPr>
@@ -6764,7 +6872,6 @@
                 <w:rFonts w:ascii="Calibri" w:eastAsia="Arial" w:hAnsi="Calibri" w:cs="Calibri"/>
                 <w:color w:val="000000" w:themeColor="text1"/>
               </w:rPr>
-              <w:lastRenderedPageBreak/>
               <w:t xml:space="preserve">&gt; </w:t>
             </w:r>
             <w:r>
@@ -6906,6 +7013,7 @@
                 <w:rFonts w:cstheme="minorHAnsi"/>
                 <w:color w:val="000000" w:themeColor="text1"/>
               </w:rPr>
+              <w:lastRenderedPageBreak/>
               <w:t xml:space="preserve">--&gt; evtl. Zettel mit dem Vorsatz (falls noch vorhanden) </w:t>
             </w:r>
           </w:p>
@@ -7111,16 +7219,7 @@
                 <w:bCs/>
                 <w:color w:val="000000" w:themeColor="text1"/>
               </w:rPr>
-              <w:t xml:space="preserve"> INFOBOX // </w:t>
-            </w:r>
-            <w:r>
-              <w:rPr>
-                <w:rFonts w:cstheme="minorHAnsi"/>
-                <w:b/>
-                <w:bCs/>
-                <w:color w:val="000000" w:themeColor="text1"/>
-              </w:rPr>
-              <w:t>Achtung: Sensibles Thema</w:t>
+              <w:t xml:space="preserve"> INFOBOX // Achtung: Sensibles Thema</w:t>
             </w:r>
           </w:p>
           <w:p>
@@ -7566,7 +7665,7 @@
               </w:rPr>
               <w:t>((</w:t>
             </w:r>
-            <w:commentRangeStart w:id="5"/>
+            <w:commentRangeStart w:id="8"/>
             <w:r>
               <w:rPr>
                 <w:strike/>
@@ -7575,7 +7674,7 @@
               </w:rPr>
               <w:t>Infobox</w:t>
             </w:r>
-            <w:commentRangeEnd w:id="5"/>
+            <w:commentRangeEnd w:id="8"/>
             <w:r>
               <w:rPr>
                 <w:rStyle w:val="Kommentarzeichen"/>
@@ -7585,7 +7684,7 @@
                 <w:szCs w:val="22"/>
                 <w:highlight w:val="yellow"/>
               </w:rPr>
-              <w:commentReference w:id="5"/>
+              <w:commentReference w:id="8"/>
             </w:r>
             <w:r>
               <w:rPr>
@@ -7981,7 +8080,6 @@
                 <w:rFonts w:cstheme="minorHAnsi"/>
                 <w:highlight w:val="yellow"/>
               </w:rPr>
-              <w:lastRenderedPageBreak/>
               <w:t xml:space="preserve">((Icon </w:t>
             </w:r>
             <w:r>
@@ -8936,6 +9034,7 @@
               <w:rPr>
                 <w:rFonts w:cstheme="minorHAnsi"/>
               </w:rPr>
+              <w:lastRenderedPageBreak/>
               <w:t xml:space="preserve">– </w:t>
             </w:r>
             <w:r>
@@ -8984,7 +9083,6 @@
               <w:rPr>
                 <w:rFonts w:cstheme="minorHAnsi"/>
               </w:rPr>
-              <w:lastRenderedPageBreak/>
               <w:t xml:space="preserve">– </w:t>
             </w:r>
             <w:r>
@@ -9678,6 +9776,7 @@
               <w:rPr>
                 <w:rFonts w:cstheme="minorHAnsi"/>
               </w:rPr>
+              <w:lastRenderedPageBreak/>
               <w:t>– Selbstwert: positives Feedback von außen</w:t>
             </w:r>
           </w:p>
@@ -10503,6 +10602,7 @@
               <w:rPr>
                 <w:rFonts w:cstheme="minorHAnsi"/>
               </w:rPr>
+              <w:lastRenderedPageBreak/>
               <w:t xml:space="preserve">– </w:t>
             </w:r>
             <w:r>
@@ -10591,7 +10691,6 @@
               <w:rPr>
                 <w:rFonts w:cstheme="minorHAnsi"/>
               </w:rPr>
-              <w:lastRenderedPageBreak/>
               <w:t xml:space="preserve">– </w:t>
             </w:r>
             <w:r>
@@ -10600,14 +10699,14 @@
               </w:rPr>
               <w:t xml:space="preserve">Zusätzlich: Psychologische Konzepte </w:t>
             </w:r>
-            <w:commentRangeStart w:id="6"/>
+            <w:commentRangeStart w:id="9"/>
             <w:r>
               <w:rPr>
                 <w:rFonts w:cstheme="minorHAnsi"/>
               </w:rPr>
               <w:t xml:space="preserve">benennen </w:t>
             </w:r>
-            <w:commentRangeEnd w:id="6"/>
+            <w:commentRangeEnd w:id="9"/>
             <w:r>
               <w:rPr>
                 <w:rStyle w:val="Kommentarzeichen"/>
@@ -10615,7 +10714,7 @@
                 <w:sz w:val="22"/>
                 <w:szCs w:val="22"/>
               </w:rPr>
-              <w:commentReference w:id="6"/>
+              <w:commentReference w:id="9"/>
             </w:r>
             <w:r>
               <w:rPr>
@@ -10929,7 +11028,23 @@
                 <w:b/>
                 <w:bCs/>
               </w:rPr>
-              <w:t>„Der Perfekte":</w:t>
+              <w:t>„Der</w:t>
+            </w:r>
+            <w:r>
+              <w:rPr>
+                <w:rFonts w:cstheme="minorHAnsi"/>
+                <w:b/>
+                <w:bCs/>
+              </w:rPr>
+              <w:t>/Die</w:t>
+            </w:r>
+            <w:r>
+              <w:rPr>
+                <w:rFonts w:cstheme="minorHAnsi"/>
+                <w:b/>
+                <w:bCs/>
+              </w:rPr>
+              <w:t xml:space="preserve"> Perfekte":</w:t>
             </w:r>
           </w:p>
           <w:p>
@@ -11112,7 +11227,23 @@
                 <w:b/>
                 <w:bCs/>
               </w:rPr>
-              <w:t>„Der Authentische":</w:t>
+              <w:t>„Der</w:t>
+            </w:r>
+            <w:r>
+              <w:rPr>
+                <w:rFonts w:cstheme="minorHAnsi"/>
+                <w:b/>
+                <w:bCs/>
+              </w:rPr>
+              <w:t>/Die</w:t>
+            </w:r>
+            <w:r>
+              <w:rPr>
+                <w:rFonts w:cstheme="minorHAnsi"/>
+                <w:b/>
+                <w:bCs/>
+              </w:rPr>
+              <w:t xml:space="preserve"> Authentische":</w:t>
             </w:r>
           </w:p>
           <w:p>
@@ -11194,7 +11325,23 @@
                 <w:b/>
                 <w:bCs/>
               </w:rPr>
-              <w:t>„Der Kreative":</w:t>
+              <w:t>„Der</w:t>
+            </w:r>
+            <w:r>
+              <w:rPr>
+                <w:rFonts w:cstheme="minorHAnsi"/>
+                <w:b/>
+                <w:bCs/>
+              </w:rPr>
+              <w:t>/Die</w:t>
+            </w:r>
+            <w:r>
+              <w:rPr>
+                <w:rFonts w:cstheme="minorHAnsi"/>
+                <w:b/>
+                <w:bCs/>
+              </w:rPr>
+              <w:t xml:space="preserve"> Kreative":</w:t>
             </w:r>
           </w:p>
           <w:p>
@@ -11315,7 +11462,35 @@
                 <w:rFonts w:cstheme="minorHAnsi"/>
                 <w:color w:val="000000" w:themeColor="text1"/>
               </w:rPr>
-              <w:t xml:space="preserve"> „Der Perfekte" funktioniert auf BeReal am schwersten – tägliche, unvorbereitete Fotos lassen sich nicht in einen kuratierten Highlight-Feed einpassen. „Der Authentische" käme dem BeReal-Format am nächsten. Das zeigt: Plattformdesign ist keine neutrale Entscheidung, sondern formt aktiv, welche Identitätsstrategien möglich und welche unmöglich sind.</w:t>
+              <w:t xml:space="preserve"> „Der</w:t>
+            </w:r>
+            <w:r>
+              <w:rPr>
+                <w:rFonts w:cstheme="minorHAnsi"/>
+                <w:color w:val="000000" w:themeColor="text1"/>
+              </w:rPr>
+              <w:t>/Die</w:t>
+            </w:r>
+            <w:r>
+              <w:rPr>
+                <w:rFonts w:cstheme="minorHAnsi"/>
+                <w:color w:val="000000" w:themeColor="text1"/>
+              </w:rPr>
+              <w:t xml:space="preserve"> Perfekte" funktioniert auf BeReal am schwersten – tägliche, unvorbereitete Fotos lassen sich nicht in einen kuratierten Highlight-Feed einpassen. „Der</w:t>
+            </w:r>
+            <w:r>
+              <w:rPr>
+                <w:rFonts w:cstheme="minorHAnsi"/>
+                <w:color w:val="000000" w:themeColor="text1"/>
+              </w:rPr>
+              <w:t>/Die</w:t>
+            </w:r>
+            <w:r>
+              <w:rPr>
+                <w:rFonts w:cstheme="minorHAnsi"/>
+                <w:color w:val="000000" w:themeColor="text1"/>
+              </w:rPr>
+              <w:t xml:space="preserve"> Authentische" käme dem BeReal-Format am nächsten. Das zeigt: Plattformdesign ist keine neutrale Entscheidung, sondern formt aktiv, welche Identitätsstrategien möglich und welche unmöglich sind.</w:t>
             </w:r>
           </w:p>
           <w:p>
@@ -11440,6 +11615,7 @@
                 <w:b/>
                 <w:bCs/>
               </w:rPr>
+              <w:lastRenderedPageBreak/>
               <w:t>Zeitumfang:</w:t>
             </w:r>
             <w:r>
@@ -12480,7 +12656,6 @@
               <w:rPr>
                 <w:rFonts w:cstheme="minorHAnsi"/>
               </w:rPr>
-              <w:lastRenderedPageBreak/>
               <w:t>In</w:t>
             </w:r>
             <w:r>
@@ -12780,14 +12955,14 @@
               </w:rPr>
               <w:t xml:space="preserve">Psychologische </w:t>
             </w:r>
-            <w:commentRangeStart w:id="7"/>
+            <w:commentRangeStart w:id="10"/>
             <w:r>
               <w:rPr>
                 <w:rFonts w:cstheme="minorHAnsi"/>
               </w:rPr>
               <w:t xml:space="preserve">Konzepte </w:t>
             </w:r>
-            <w:commentRangeEnd w:id="7"/>
+            <w:commentRangeEnd w:id="10"/>
             <w:r>
               <w:rPr>
                 <w:rStyle w:val="Kommentarzeichen"/>
@@ -12795,16 +12970,16 @@
                 <w:sz w:val="22"/>
                 <w:szCs w:val="22"/>
               </w:rPr>
-              <w:commentReference w:id="7"/>
-            </w:r>
-            <w:commentRangeStart w:id="8"/>
+              <w:commentReference w:id="10"/>
+            </w:r>
+            <w:commentRangeStart w:id="11"/>
             <w:r>
               <w:rPr>
                 <w:rFonts w:cstheme="minorHAnsi"/>
               </w:rPr>
               <w:t xml:space="preserve">einführen </w:t>
             </w:r>
-            <w:commentRangeEnd w:id="8"/>
+            <w:commentRangeEnd w:id="11"/>
             <w:r>
               <w:rPr>
                 <w:rStyle w:val="Kommentarzeichen"/>
@@ -12812,7 +12987,7 @@
                 <w:sz w:val="22"/>
                 <w:szCs w:val="22"/>
               </w:rPr>
-              <w:commentReference w:id="8"/>
+              <w:commentReference w:id="11"/>
             </w:r>
             <w:r>
               <w:rPr>
@@ -13053,7 +13228,7 @@
                 <w:bCs/>
               </w:rPr>
             </w:pPr>
-            <w:commentRangeStart w:id="9"/>
+            <w:commentRangeStart w:id="12"/>
             <w:r>
               <w:rPr>
                 <w:rFonts w:cstheme="minorHAnsi"/>
@@ -13078,7 +13253,7 @@
               </w:rPr>
               <w:t xml:space="preserve"> </w:t>
             </w:r>
-            <w:commentRangeEnd w:id="9"/>
+            <w:commentRangeEnd w:id="12"/>
             <w:r>
               <w:rPr>
                 <w:rStyle w:val="Kommentarzeichen"/>
@@ -13088,7 +13263,7 @@
                 <w:sz w:val="22"/>
                 <w:szCs w:val="22"/>
               </w:rPr>
-              <w:commentReference w:id="9"/>
+              <w:commentReference w:id="12"/>
             </w:r>
             <w:r>
               <w:rPr>
@@ -13342,6 +13517,7 @@
               <w:rPr>
                 <w:rFonts w:cstheme="minorHAnsi"/>
               </w:rPr>
+              <w:lastRenderedPageBreak/>
               <w:t>Sozialer Aufwärtsvergleich mit kuratierten Versionen anderer → Gefühl der Unzulänglichkeit. Kognitives Wissen („Fotos sind gefiltert") schützt nicht automatisch vor emotionalem Effekt – das ist normal und kein Zeichen von Schwäche.</w:t>
             </w:r>
           </w:p>
@@ -13450,7 +13626,6 @@
               <w:rPr>
                 <w:rFonts w:cstheme="minorHAnsi"/>
               </w:rPr>
-              <w:lastRenderedPageBreak/>
               <w:t>Feed kuratieren: bewusst wählen, welchen Accounts man folgt</w:t>
             </w:r>
           </w:p>
@@ -14005,6 +14180,7 @@
               <w:rPr>
                 <w:rFonts w:cstheme="minorHAnsi"/>
               </w:rPr>
+              <w:lastRenderedPageBreak/>
               <w:t>„Erschöpfend, immer eine Rolle zu spielen"</w:t>
             </w:r>
           </w:p>
@@ -14115,7 +14291,6 @@
                 <w:bCs/>
                 <w:color w:val="000000" w:themeColor="text1"/>
               </w:rPr>
-              <w:lastRenderedPageBreak/>
               <w:t>Identitätsdiskrepanz (Sek II):</w:t>
             </w:r>
             <w:r>
@@ -14948,7 +15123,6 @@
               <w:rPr>
                 <w:rFonts w:cstheme="minorHAnsi"/>
               </w:rPr>
-              <w:lastRenderedPageBreak/>
               <w:t>„Ich möchte gesehen werden, wie ich wirklich bin"</w:t>
             </w:r>
           </w:p>
@@ -15530,12 +15704,24 @@
               </w:rPr>
               <w:t xml:space="preserve">Als Hilfestellung dazu kann die Lehrkraft einige Satzanfänge oder </w:t>
             </w:r>
+            <w:commentRangeStart w:id="13"/>
             <w:r>
               <w:rPr>
                 <w:rFonts w:cstheme="minorHAnsi"/>
                 <w:color w:val="EE0000"/>
               </w:rPr>
               <w:t xml:space="preserve">Beispiele </w:t>
+            </w:r>
+            <w:commentRangeEnd w:id="13"/>
+            <w:r>
+              <w:rPr>
+                <w:rStyle w:val="Kommentarzeichen"/>
+                <w:rFonts w:cstheme="minorHAnsi"/>
+                <w:color w:val="000000" w:themeColor="text1"/>
+                <w:sz w:val="22"/>
+                <w:szCs w:val="22"/>
+              </w:rPr>
+              <w:commentReference w:id="13"/>
             </w:r>
             <w:r>
               <w:rPr>
@@ -15778,6 +15964,7 @@
                 <w:rFonts w:cstheme="minorHAnsi"/>
                 <w:color w:val="000000" w:themeColor="text1"/>
               </w:rPr>
+              <w:lastRenderedPageBreak/>
               <w:t>Hinweis für die Lehrkraft: Für Lernende, die von belastenden Erfahrungen berichten wollten: Ansprechpartner:innen benennen (Schulpsychologe, Vertrauenslehrkraft, Nummer gegen Kummer)</w:t>
             </w:r>
           </w:p>
@@ -15938,15 +16125,7 @@
                 <w:rFonts w:cstheme="minorHAnsi"/>
                 <w:color w:val="000000" w:themeColor="text1"/>
               </w:rPr>
-              <w:t xml:space="preserve">. Sie ist kein Bestandteil der 90-minütigen Unterrichtseinheit, sondern eine eigenständige Nachbereitung. Ihr didaktischer Mehrwert liegt im </w:t>
-            </w:r>
-            <w:r>
-              <w:rPr>
-                <w:rFonts w:cstheme="minorHAnsi"/>
-                <w:color w:val="000000" w:themeColor="text1"/>
-              </w:rPr>
-              <w:lastRenderedPageBreak/>
-              <w:t>Prinzip der verteilten Wiederholung (Spaced Repetition): Vorsätze werden reflektiert, Kernbotschaften reaktiviert und Ressourcen dauerhaft gesichert.</w:t>
+              <w:t>. Sie ist kein Bestandteil der 90-minütigen Unterrichtseinheit, sondern eine eigenständige Nachbereitung. Ihr didaktischer Mehrwert liegt im Prinzip der verteilten Wiederholung (Spaced Repetition): Vorsätze werden reflektiert, Kernbotschaften reaktiviert und Ressourcen dauerhaft gesichert.</w:t>
             </w:r>
           </w:p>
           <w:p>
@@ -16093,7 +16272,7 @@
           </w:p>
         </w:tc>
       </w:tr>
-      <w:bookmarkEnd w:id="4"/>
+      <w:bookmarkEnd w:id="7"/>
     </w:tbl>
     <w:p>
       <w:pPr>
@@ -16122,7 +16301,7 @@
           <w:color w:val="EE0000"/>
         </w:rPr>
       </w:pPr>
-      <w:bookmarkStart w:id="10" w:name="_Hlk140047780"/>
+      <w:bookmarkStart w:id="14" w:name="_Hlk140047780"/>
       <w:r>
         <w:rPr>
           <w:rFonts w:cstheme="minorHAnsi"/>
@@ -16149,7 +16328,7 @@
         <w:t>))</w:t>
       </w:r>
     </w:p>
-    <w:bookmarkEnd w:id="10"/>
+    <w:bookmarkEnd w:id="14"/>
     <w:p>
       <w:pPr>
         <w:rPr>
@@ -16736,14 +16915,30 @@
                 <w:rFonts w:cstheme="minorHAnsi"/>
                 <w:color w:val="000000" w:themeColor="text1"/>
               </w:rPr>
-              <w:t xml:space="preserve">Die </w:t>
-            </w:r>
-            <w:r>
-              <w:rPr>
-                <w:rFonts w:cstheme="minorHAnsi"/>
-                <w:color w:val="000000" w:themeColor="text1"/>
-              </w:rPr>
-              <w:t>KI kann eine echte Freundin oder ein echter Freund sein.</w:t>
+              <w:t>Ein authentisches Profil ist wichtiger</w:t>
+            </w:r>
+          </w:p>
+          <w:p>
+            <w:pPr>
+              <w:spacing w:line="276" w:lineRule="auto"/>
+              <w:rPr>
+                <w:rFonts w:cstheme="minorHAnsi"/>
+                <w:color w:val="000000" w:themeColor="text1"/>
+              </w:rPr>
+            </w:pPr>
+            <w:r>
+              <w:rPr>
+                <w:rFonts w:cstheme="minorHAnsi"/>
+                <w:color w:val="000000" w:themeColor="text1"/>
+              </w:rPr>
+              <w:t xml:space="preserve">  als ein perfektes</w:t>
+            </w:r>
+            <w:r>
+              <w:rPr>
+                <w:rFonts w:cstheme="minorHAnsi"/>
+                <w:color w:val="000000" w:themeColor="text1"/>
+              </w:rPr>
+              <w:t>.</w:t>
             </w:r>
             <w:r>
               <w:rPr>
@@ -17306,6 +17501,8 @@
         <w:rPr>
           <w:rFonts w:cstheme="minorHAnsi"/>
           <w:color w:val="000000" w:themeColor="text1"/>
+          <w:sz w:val="36"/>
+          <w:szCs w:val="36"/>
         </w:rPr>
       </w:pPr>
       <w:r>
@@ -17314,8 +17511,8 @@
           <w:b/>
           <w:bCs/>
           <w:color w:val="000000" w:themeColor="text1"/>
-          <w:sz w:val="24"/>
-          <w:szCs w:val="24"/>
+          <w:sz w:val="36"/>
+          <w:szCs w:val="36"/>
         </w:rPr>
         <w:t>Anhang 2</w:t>
       </w:r>
@@ -17325,8 +17522,8 @@
           <w:b/>
           <w:bCs/>
           <w:color w:val="000000" w:themeColor="text1"/>
-          <w:sz w:val="24"/>
-          <w:szCs w:val="24"/>
+          <w:sz w:val="36"/>
+          <w:szCs w:val="36"/>
         </w:rPr>
         <w:t xml:space="preserve"> - Hintergrundwissen</w:t>
       </w:r>
@@ -17336,8 +17533,8 @@
           <w:b/>
           <w:bCs/>
           <w:color w:val="000000" w:themeColor="text1"/>
-          <w:sz w:val="24"/>
-          <w:szCs w:val="24"/>
+          <w:sz w:val="36"/>
+          <w:szCs w:val="36"/>
         </w:rPr>
         <w:br/>
       </w:r>
@@ -17392,8 +17589,17 @@
           <w:bCs/>
           <w:color w:val="000000" w:themeColor="text1"/>
         </w:rPr>
-        <w:t xml:space="preserve">A. </w:t>
+        <w:t>A. Goffman: Das Leben als Theater</w:t>
       </w:r>
+    </w:p>
+    <w:p>
+      <w:pPr>
+        <w:spacing w:after="0" w:line="276" w:lineRule="auto"/>
+        <w:rPr>
+          <w:rFonts w:cstheme="minorHAnsi"/>
+          <w:color w:val="000000" w:themeColor="text1"/>
+        </w:rPr>
+      </w:pPr>
       <w:r>
         <w:rPr>
           <w:rFonts w:cstheme="minorHAnsi"/>
@@ -17401,17 +17607,15 @@
           <w:bCs/>
           <w:color w:val="000000" w:themeColor="text1"/>
         </w:rPr>
-        <w:t>Goffman: Das Leben als Theater</w:t>
+        <w:t>Kernidee (Goffman 1959):</w:t>
       </w:r>
-    </w:p>
-    <w:p>
-      <w:pPr>
-        <w:spacing w:after="0" w:line="276" w:lineRule="auto"/>
+      <w:r>
         <w:rPr>
           <w:rFonts w:cstheme="minorHAnsi"/>
           <w:color w:val="000000" w:themeColor="text1"/>
         </w:rPr>
-      </w:pPr>
+        <w:t xml:space="preserve"> Soziale Interaktion funktioniert wie eine Theateraufführung. Jede Person hat eine </w:t>
+      </w:r>
       <w:r>
         <w:rPr>
           <w:rFonts w:cstheme="minorHAnsi"/>
@@ -17419,14 +17623,14 @@
           <w:bCs/>
           <w:color w:val="000000" w:themeColor="text1"/>
         </w:rPr>
-        <w:t>Kernidee (Goffman 1959):</w:t>
+        <w:t>Vorderbühne</w:t>
       </w:r>
       <w:r>
         <w:rPr>
           <w:rFonts w:cstheme="minorHAnsi"/>
           <w:color w:val="000000" w:themeColor="text1"/>
         </w:rPr>
-        <w:t xml:space="preserve"> Soziale Interaktion funktioniert wie eine Theateraufführung. Jede Person hat eine </w:t>
+        <w:t xml:space="preserve">, auf der sie sich dem Publikum präsentiert (z. B. Klassenzimmer, Bewerbungsgespräch), und eine </w:t>
       </w:r>
       <w:r>
         <w:rPr>
@@ -17435,22 +17639,7 @@
           <w:bCs/>
           <w:color w:val="000000" w:themeColor="text1"/>
         </w:rPr>
-        <w:t>Vorderbühne</w:t>
-      </w:r>
-      <w:r>
-        <w:rPr>
-          <w:rFonts w:cstheme="minorHAnsi"/>
-          <w:color w:val="000000" w:themeColor="text1"/>
-        </w:rPr>
-        <w:t xml:space="preserve">, auf der sie sich dem Publikum präsentiert (z. B. Klassenzimmer, Bewerbungsgespräch), und eine </w:t>
-      </w:r>
-      <w:r>
-        <w:rPr>
-          <w:rFonts w:cstheme="minorHAnsi"/>
-          <w:b/>
-          <w:bCs/>
-          <w:color w:val="000000" w:themeColor="text1"/>
-        </w:rPr>
+        <w:lastRenderedPageBreak/>
         <w:t>Hinterbühne</w:t>
       </w:r>
       <w:r>
@@ -17476,7 +17665,6 @@
           <w:bCs/>
           <w:color w:val="000000" w:themeColor="text1"/>
         </w:rPr>
-        <w:lastRenderedPageBreak/>
         <w:t>Relevanz für LH2:</w:t>
       </w:r>
       <w:r>
@@ -17581,16 +17769,7 @@
           <w:bCs/>
           <w:color w:val="000000" w:themeColor="text1"/>
         </w:rPr>
-        <w:t xml:space="preserve">B. </w:t>
-      </w:r>
-      <w:r>
-        <w:rPr>
-          <w:rFonts w:cstheme="minorHAnsi"/>
-          <w:b/>
-          <w:bCs/>
-          <w:color w:val="000000" w:themeColor="text1"/>
-        </w:rPr>
-        <w:t>Was digitale Identität anders macht (boyd, 2014)</w:t>
+        <w:t>B. Was digitale Identität anders macht (boyd, 2014)</w:t>
       </w:r>
     </w:p>
     <w:p>
@@ -17756,7 +17935,6 @@
         <w:rPr>
           <w:rFonts w:cstheme="minorHAnsi"/>
           <w:color w:val="000000" w:themeColor="text1"/>
-          <w:lang w:val="en-US"/>
         </w:rPr>
       </w:pPr>
       <w:r>
@@ -17793,7 +17971,14 @@
           <w:color w:val="000000" w:themeColor="text1"/>
           <w:lang w:val="en-US"/>
         </w:rPr>
-        <w:t xml:space="preserve"> Yale University Press. (frei verfügbar auf danah.org)</w:t>
+        <w:t xml:space="preserve"> </w:t>
+      </w:r>
+      <w:r>
+        <w:rPr>
+          <w:rFonts w:cstheme="minorHAnsi"/>
+          <w:color w:val="000000" w:themeColor="text1"/>
+        </w:rPr>
+        <w:t>Yale University Press. (frei verfügbar auf danah.org)</w:t>
       </w:r>
     </w:p>
     <w:p>
@@ -17804,7 +17989,6 @@
           <w:b/>
           <w:bCs/>
           <w:color w:val="000000" w:themeColor="text1"/>
-          <w:lang w:val="en-US"/>
         </w:rPr>
       </w:pPr>
     </w:p>
@@ -17816,7 +18000,6 @@
           <w:b/>
           <w:bCs/>
           <w:color w:val="000000" w:themeColor="text1"/>
-          <w:lang w:val="en-US"/>
         </w:rPr>
       </w:pPr>
       <w:r>
@@ -17825,19 +18008,8 @@
           <w:b/>
           <w:bCs/>
           <w:color w:val="000000" w:themeColor="text1"/>
-          <w:lang w:val="en-US"/>
-        </w:rPr>
-        <w:t xml:space="preserve">C. </w:t>
-      </w:r>
-      <w:r>
-        <w:rPr>
-          <w:rFonts w:cstheme="minorHAnsi"/>
-          <w:b/>
-          <w:bCs/>
-          <w:color w:val="000000" w:themeColor="text1"/>
-          <w:lang w:val="en-US"/>
-        </w:rPr>
-        <w:t>Context Collapse (Marwick &amp; boyd, 2011)</w:t>
+        </w:rPr>
+        <w:t>C. Context Collapse (Marwick &amp; boyd, 2011)</w:t>
       </w:r>
     </w:p>
     <w:p>
@@ -18233,6 +18405,7 @@
           <w:rFonts w:cstheme="minorHAnsi"/>
           <w:color w:val="000000" w:themeColor="text1"/>
         </w:rPr>
+        <w:lastRenderedPageBreak/>
         <w:t xml:space="preserve">Fragen, die helfen: </w:t>
       </w:r>
       <w:r>
@@ -18453,7 +18626,6 @@
           <w:color w:val="000000" w:themeColor="text1"/>
           <w:sz w:val="32"/>
           <w:szCs w:val="32"/>
-          <w:lang w:val="en-US"/>
         </w:rPr>
       </w:pPr>
       <w:r>
@@ -18464,7 +18636,6 @@
           <w:color w:val="000000" w:themeColor="text1"/>
           <w:sz w:val="32"/>
           <w:szCs w:val="32"/>
-          <w:lang w:val="en-US"/>
         </w:rPr>
         <w:t>Zu Vertiefung 2</w:t>
       </w:r>
@@ -18475,7 +18646,6 @@
         <w:rPr>
           <w:rFonts w:cstheme="minorHAnsi"/>
           <w:color w:val="000000" w:themeColor="text1"/>
-          <w:lang w:val="en-US"/>
         </w:rPr>
       </w:pPr>
     </w:p>
@@ -18487,7 +18657,6 @@
           <w:b/>
           <w:bCs/>
           <w:color w:val="000000" w:themeColor="text1"/>
-          <w:lang w:val="en-US"/>
         </w:rPr>
       </w:pPr>
       <w:r>
@@ -18496,19 +18665,8 @@
           <w:b/>
           <w:bCs/>
           <w:color w:val="000000" w:themeColor="text1"/>
-          <w:lang w:val="en-US"/>
-        </w:rPr>
-        <w:t xml:space="preserve">A. </w:t>
-      </w:r>
-      <w:r>
-        <w:rPr>
-          <w:rFonts w:cstheme="minorHAnsi"/>
-          <w:b/>
-          <w:bCs/>
-          <w:color w:val="000000" w:themeColor="text1"/>
-          <w:lang w:val="en-US"/>
-        </w:rPr>
-        <w:t>Social Comparison Theory (Festinger, 1954)</w:t>
+        </w:rPr>
+        <w:t>A. Social Comparison Theory (Festinger, 1954)</w:t>
       </w:r>
     </w:p>
     <w:p>
@@ -18908,6 +19066,7 @@
           <w:bCs/>
           <w:color w:val="000000" w:themeColor="text1"/>
         </w:rPr>
+        <w:lastRenderedPageBreak/>
         <w:t>Einsatz im Unterricht:</w:t>
       </w:r>
       <w:r>
@@ -18996,7 +19155,30 @@
           <w:bCs/>
           <w:color w:val="000000" w:themeColor="text1"/>
         </w:rPr>
-        <w:t>Die 5 Bausteine</w:t>
+        <w:t xml:space="preserve">Die 5 </w:t>
+      </w:r>
+      <w:commentRangeStart w:id="15"/>
+      <w:r>
+        <w:rPr>
+          <w:rFonts w:cstheme="minorHAnsi"/>
+          <w:b/>
+          <w:bCs/>
+          <w:color w:val="000000" w:themeColor="text1"/>
+        </w:rPr>
+        <w:t>Bausteine</w:t>
+      </w:r>
+      <w:commentRangeEnd w:id="15"/>
+      <w:r>
+        <w:rPr>
+          <w:rStyle w:val="Kommentarzeichen"/>
+          <w:rFonts w:cstheme="minorHAnsi"/>
+          <w:b/>
+          <w:bCs/>
+          <w:color w:val="000000" w:themeColor="text1"/>
+          <w:sz w:val="22"/>
+          <w:szCs w:val="22"/>
+        </w:rPr>
+        <w:commentReference w:id="15"/>
       </w:r>
     </w:p>
     <w:p>
@@ -19078,6 +19260,7 @@
           <w:color w:val="EE0000"/>
           <w:highlight w:val="yellow"/>
         </w:rPr>
+        <w:lastRenderedPageBreak/>
         <w:t xml:space="preserve">((Seite </w:t>
       </w:r>
       <w:r>
@@ -19126,7 +19309,6 @@
           <w:sz w:val="24"/>
           <w:szCs w:val="24"/>
         </w:rPr>
-        <w:lastRenderedPageBreak/>
         <w:t xml:space="preserve">Interessante Links zum Thema </w:t>
       </w:r>
       <w:r>
@@ -19776,7 +19958,12 @@
       </w:r>
     </w:p>
     <w:sectPr>
-      <w:headerReference w:type="default" r:id="rId25"/>
+      <w:headerReference w:type="even" r:id="rId25"/>
+      <w:headerReference w:type="default" r:id="rId26"/>
+      <w:footerReference w:type="even" r:id="rId27"/>
+      <w:footerReference w:type="default" r:id="rId28"/>
+      <w:headerReference w:type="first" r:id="rId29"/>
+      <w:footerReference w:type="first" r:id="rId30"/>
       <w:type w:val="continuous"/>
       <w:pgSz w:w="11906" w:h="16838"/>
       <w:pgMar w:top="720" w:right="720" w:bottom="720" w:left="720" w:header="708" w:footer="708" w:gutter="0"/>
@@ -19789,7 +19976,23 @@
 
 <file path=word/comments.xml><?xml version="1.0" encoding="utf-8"?>
 <w:comments xmlns:wpc="http://schemas.microsoft.com/office/word/2010/wordprocessingCanvas" xmlns:cx="http://schemas.microsoft.com/office/drawing/2014/chartex" xmlns:cx1="http://schemas.microsoft.com/office/drawing/2015/9/8/chartex" xmlns:cx2="http://schemas.microsoft.com/office/drawing/2015/10/21/chartex" xmlns:cx3="http://schemas.microsoft.com/office/drawing/2016/5/9/chartex" xmlns:cx4="http://schemas.microsoft.com/office/drawing/2016/5/10/chartex" xmlns:cx5="http://schemas.microsoft.com/office/drawing/2016/5/11/chartex" xmlns:cx6="http://schemas.microsoft.com/office/drawing/2016/5/12/chartex" xmlns:cx7="http://schemas.microsoft.com/office/drawing/2016/5/13/chartex" xmlns:cx8="http://schemas.microsoft.com/office/drawing/2016/5/14/chartex" xmlns:mc="http://schemas.openxmlformats.org/markup-compatibility/2006" xmlns:aink="http://schemas.microsoft.com/office/drawing/2016/ink" xmlns:am3d="http://schemas.microsoft.com/office/drawing/2017/model3d" xmlns:o="urn:schemas-microsoft-com:office:office" xmlns:oel="http://schemas.microsoft.com/office/2019/extlst" xmlns:r="http://schemas.openxmlformats.org/officeDocument/2006/relationships" xmlns:m="http://schemas.openxmlformats.org/officeDocument/2006/math" xmlns:v="urn:schemas-microsoft-com:vml" xmlns:wp14="http://schemas.microsoft.com/office/word/2010/wordprocessingDrawing" xmlns:wp="http://schemas.openxmlformats.org/drawingml/2006/wordprocessingDrawing" xmlns:w10="urn:schemas-microsoft-com:office:word" xmlns:w="http://schemas.openxmlformats.org/wordprocessingml/2006/main" xmlns:w14="http://schemas.microsoft.com/office/word/2010/wordml" xmlns:w15="http://schemas.microsoft.com/office/word/2012/wordml" xmlns:w16cex="http://schemas.microsoft.com/office/word/2018/wordml/cex" xmlns:w16cid="http://schemas.microsoft.com/office/word/2016/wordml/cid" xmlns:w16="http://schemas.microsoft.com/office/word/2018/wordml" xmlns:w16du="http://schemas.microsoft.com/office/word/2023/wordml/word16du" xmlns:w16sdtdh="http://schemas.microsoft.com/office/word/2020/wordml/sdtdatahash" xmlns:w16sdtfl="http://schemas.microsoft.com/office/word/2024/wordml/sdtformatlock" xmlns:w16se="http://schemas.microsoft.com/office/word/2015/wordml/symex" xmlns:wpg="http://schemas.microsoft.com/office/word/2010/wordprocessingGroup" xmlns:wpi="http://schemas.microsoft.com/office/word/2010/wordprocessingInk" xmlns:wne="http://schemas.microsoft.com/office/word/2006/wordml" xmlns:wps="http://schemas.microsoft.com/office/word/2010/wordprocessingShape" mc:Ignorable="w14 w15 w16se w16cid w16 w16cex w16sdtdh w16sdtfl w16du wp14">
-  <w:comment w:id="1" w:author="Michael Kohl" w:date="2026-04-19T08:44:00Z" w:initials="MK">
+  <w:comment w:id="0" w:author="Michael Kohl" w:date="2026-04-22T20:46:00Z" w:initials="MK">
+    <w:p>
+      <w:pPr>
+        <w:pStyle w:val="Kommentartext"/>
+      </w:pPr>
+      <w:r>
+        <w:rPr>
+          <w:rStyle w:val="Kommentarzeichen"/>
+        </w:rPr>
+        <w:annotationRef/>
+      </w:r>
+      <w:r>
+        <w:t>Ist Mentimeter das?</w:t>
+      </w:r>
+    </w:p>
+  </w:comment>
+  <w:comment w:id="2" w:author="Michael Kohl" w:date="2026-04-19T08:44:00Z" w:initials="MK">
     <w:p>
       <w:pPr>
         <w:pStyle w:val="Kommentartext"/>
@@ -19845,7 +20048,7 @@
       </w:r>
     </w:p>
   </w:comment>
-  <w:comment w:id="3" w:author="Michael Kohl" w:date="2026-04-22T17:13:00Z" w:initials="MK">
+  <w:comment w:id="4" w:author="Michael Kohl" w:date="2026-04-22T17:13:00Z" w:initials="MK">
     <w:p>
       <w:pPr>
         <w:pStyle w:val="Kommentartext"/>
@@ -19861,7 +20064,39 @@
       </w:r>
     </w:p>
   </w:comment>
-  <w:comment w:id="5" w:author="Michael Kohl" w:date="2026-04-22T17:21:00Z" w:initials="MK">
+  <w:comment w:id="5" w:author="Michael Kohl" w:date="2026-04-22T20:49:00Z" w:initials="MK">
+    <w:p>
+      <w:pPr>
+        <w:pStyle w:val="Kommentartext"/>
+      </w:pPr>
+      <w:r>
+        <w:rPr>
+          <w:rStyle w:val="Kommentarzeichen"/>
+        </w:rPr>
+        <w:annotationRef/>
+      </w:r>
+      <w:r>
+        <w:t>Braucht man da ein eigenes AB oder nimmt man schon mal eines der Profile die in AB 2 kommen? Falls separates AB hier, dann alle neu zu nummerieren</w:t>
+      </w:r>
+    </w:p>
+  </w:comment>
+  <w:comment w:id="6" w:author="Michael Kohl" w:date="2026-04-22T20:48:00Z" w:initials="MK">
+    <w:p>
+      <w:pPr>
+        <w:pStyle w:val="Kommentartext"/>
+      </w:pPr>
+      <w:r>
+        <w:rPr>
+          <w:rStyle w:val="Kommentarzeichen"/>
+        </w:rPr>
+        <w:annotationRef/>
+      </w:r>
+      <w:r>
+        <w:t>Sek 2 braucht die Zeit für anderes</w:t>
+      </w:r>
+    </w:p>
+  </w:comment>
+  <w:comment w:id="8" w:author="Michael Kohl" w:date="2026-04-22T17:21:00Z" w:initials="MK">
     <w:p>
       <w:pPr>
         <w:pStyle w:val="Kommentartext"/>
@@ -19877,7 +20112,7 @@
       </w:r>
     </w:p>
   </w:comment>
-  <w:comment w:id="6" w:author="Michael Kohl" w:date="2026-04-22T17:30:00Z" w:initials="MK">
+  <w:comment w:id="9" w:author="Michael Kohl" w:date="2026-04-22T17:30:00Z" w:initials="MK">
     <w:p>
       <w:pPr>
         <w:pStyle w:val="Kommentartext"/>
@@ -19893,7 +20128,7 @@
       </w:r>
     </w:p>
   </w:comment>
-  <w:comment w:id="7" w:author="Michael Kohl" w:date="2026-04-22T08:31:00Z" w:initials="MK">
+  <w:comment w:id="10" w:author="Michael Kohl" w:date="2026-04-22T08:31:00Z" w:initials="MK">
     <w:p>
       <w:pPr>
         <w:pStyle w:val="Kommentartext"/>
@@ -19920,7 +20155,7 @@
       </w:r>
     </w:p>
   </w:comment>
-  <w:comment w:id="8" w:author="Michael Kohl" w:date="2026-04-22T17:29:00Z" w:initials="MK">
+  <w:comment w:id="11" w:author="Michael Kohl" w:date="2026-04-22T17:29:00Z" w:initials="MK">
     <w:p>
       <w:pPr>
         <w:pStyle w:val="Kommentartext"/>
@@ -19936,7 +20171,7 @@
       </w:r>
     </w:p>
   </w:comment>
-  <w:comment w:id="9" w:author="Michael Kohl" w:date="2026-04-22T12:46:00Z" w:initials="MK">
+  <w:comment w:id="12" w:author="Michael Kohl" w:date="2026-04-22T12:46:00Z" w:initials="MK">
     <w:p>
       <w:pPr>
         <w:pStyle w:val="Kommentartext"/>
@@ -19949,6 +20184,38 @@
       </w:r>
       <w:r>
         <w:t>Die sind noch sehr nach unten skalierbar je nach Platzbedarf.</w:t>
+      </w:r>
+    </w:p>
+  </w:comment>
+  <w:comment w:id="13" w:author="Michael Kohl" w:date="2026-04-22T20:52:00Z" w:initials="MK">
+    <w:p>
+      <w:pPr>
+        <w:pStyle w:val="Kommentartext"/>
+      </w:pPr>
+      <w:r>
+        <w:rPr>
+          <w:rStyle w:val="Kommentarzeichen"/>
+        </w:rPr>
+        <w:annotationRef/>
+      </w:r>
+      <w:r>
+        <w:t>Müssten noch erstellt werden falls gewünscht</w:t>
+      </w:r>
+    </w:p>
+  </w:comment>
+  <w:comment w:id="15" w:author="Michael Kohl" w:date="2026-04-22T20:55:00Z" w:initials="MK">
+    <w:p>
+      <w:pPr>
+        <w:pStyle w:val="Kommentartext"/>
+      </w:pPr>
+      <w:r>
+        <w:rPr>
+          <w:rStyle w:val="Kommentarzeichen"/>
+        </w:rPr>
+        <w:annotationRef/>
+      </w:r>
+      <w:r>
+        <w:t>Das ist KI generiert. Wenn es für wrf bearbeitbar sein soll, dann muss ich noch was in PowerPoint erstellen</w:t>
       </w:r>
     </w:p>
   </w:comment>
@@ -19957,37 +20224,52 @@
 
 <file path=word/commentsExtended.xml><?xml version="1.0" encoding="utf-8"?>
 <w15:commentsEx xmlns:wpc="http://schemas.microsoft.com/office/word/2010/wordprocessingCanvas" xmlns:cx="http://schemas.microsoft.com/office/drawing/2014/chartex" xmlns:cx1="http://schemas.microsoft.com/office/drawing/2015/9/8/chartex" xmlns:cx2="http://schemas.microsoft.com/office/drawing/2015/10/21/chartex" xmlns:cx3="http://schemas.microsoft.com/office/drawing/2016/5/9/chartex" xmlns:cx4="http://schemas.microsoft.com/office/drawing/2016/5/10/chartex" xmlns:cx5="http://schemas.microsoft.com/office/drawing/2016/5/11/chartex" xmlns:cx6="http://schemas.microsoft.com/office/drawing/2016/5/12/chartex" xmlns:cx7="http://schemas.microsoft.com/office/drawing/2016/5/13/chartex" xmlns:cx8="http://schemas.microsoft.com/office/drawing/2016/5/14/chartex" xmlns:mc="http://schemas.openxmlformats.org/markup-compatibility/2006" xmlns:aink="http://schemas.microsoft.com/office/drawing/2016/ink" xmlns:am3d="http://schemas.microsoft.com/office/drawing/2017/model3d" xmlns:o="urn:schemas-microsoft-com:office:office" xmlns:oel="http://schemas.microsoft.com/office/2019/extlst" xmlns:r="http://schemas.openxmlformats.org/officeDocument/2006/relationships" xmlns:m="http://schemas.openxmlformats.org/officeDocument/2006/math" xmlns:v="urn:schemas-microsoft-com:vml" xmlns:wp14="http://schemas.microsoft.com/office/word/2010/wordprocessingDrawing" xmlns:wp="http://schemas.openxmlformats.org/drawingml/2006/wordprocessingDrawing" xmlns:w10="urn:schemas-microsoft-com:office:word" xmlns:w="http://schemas.openxmlformats.org/wordprocessingml/2006/main" xmlns:w14="http://schemas.microsoft.com/office/word/2010/wordml" xmlns:w15="http://schemas.microsoft.com/office/word/2012/wordml" xmlns:w16cex="http://schemas.microsoft.com/office/word/2018/wordml/cex" xmlns:w16cid="http://schemas.microsoft.com/office/word/2016/wordml/cid" xmlns:w16="http://schemas.microsoft.com/office/word/2018/wordml" xmlns:w16du="http://schemas.microsoft.com/office/word/2023/wordml/word16du" xmlns:w16sdtdh="http://schemas.microsoft.com/office/word/2020/wordml/sdtdatahash" xmlns:w16sdtfl="http://schemas.microsoft.com/office/word/2024/wordml/sdtformatlock" xmlns:w16se="http://schemas.microsoft.com/office/word/2015/wordml/symex" xmlns:wpg="http://schemas.microsoft.com/office/word/2010/wordprocessingGroup" xmlns:wpi="http://schemas.microsoft.com/office/word/2010/wordprocessingInk" xmlns:wne="http://schemas.microsoft.com/office/word/2006/wordml" xmlns:wps="http://schemas.microsoft.com/office/word/2010/wordprocessingShape" mc:Ignorable="w14 w15 w16se w16cid w16 w16cex w16sdtdh w16sdtfl w16du wp14">
+  <w15:commentEx w15:paraId="182F63BA" w15:done="0"/>
   <w15:commentEx w15:paraId="153E136D" w15:done="0"/>
   <w15:commentEx w15:paraId="7F743ED7" w15:done="0"/>
+  <w15:commentEx w15:paraId="59130ADF" w15:done="0"/>
+  <w15:commentEx w15:paraId="179C659B" w15:done="0"/>
   <w15:commentEx w15:paraId="470F0CD9" w15:done="0"/>
   <w15:commentEx w15:paraId="60E96A46" w15:done="0"/>
   <w15:commentEx w15:paraId="4ACD6A2A" w15:done="0"/>
   <w15:commentEx w15:paraId="166A17F1" w15:done="0"/>
   <w15:commentEx w15:paraId="54558623" w15:done="0"/>
+  <w15:commentEx w15:paraId="5D830895" w15:done="0"/>
+  <w15:commentEx w15:paraId="51CA4C8E" w15:done="0"/>
 </w15:commentsEx>
 </file>
 
 <file path=word/commentsExtensible.xml><?xml version="1.0" encoding="utf-8"?>
 <w16cex:commentsExtensible xmlns:wpc="http://schemas.microsoft.com/office/word/2010/wordprocessingCanvas" xmlns:cx="http://schemas.microsoft.com/office/drawing/2014/chartex" xmlns:cx1="http://schemas.microsoft.com/office/drawing/2015/9/8/chartex" xmlns:cx2="http://schemas.microsoft.com/office/drawing/2015/10/21/chartex" xmlns:cx3="http://schemas.microsoft.com/office/drawing/2016/5/9/chartex" xmlns:cx4="http://schemas.microsoft.com/office/drawing/2016/5/10/chartex" xmlns:cx5="http://schemas.microsoft.com/office/drawing/2016/5/11/chartex" xmlns:cx6="http://schemas.microsoft.com/office/drawing/2016/5/12/chartex" xmlns:cx7="http://schemas.microsoft.com/office/drawing/2016/5/13/chartex" xmlns:cx8="http://schemas.microsoft.com/office/drawing/2016/5/14/chartex" xmlns:cr="http://schemas.microsoft.com/office/comments/2020/reactions" xmlns:mc="http://schemas.openxmlformats.org/markup-compatibility/2006" xmlns:aink="http://schemas.microsoft.com/office/drawing/2016/ink" xmlns:am3d="http://schemas.microsoft.com/office/drawing/2017/model3d" xmlns:o="urn:schemas-microsoft-com:office:office" xmlns:oel="http://schemas.microsoft.com/office/2019/extlst" xmlns:r="http://schemas.openxmlformats.org/officeDocument/2006/relationships" xmlns:m="http://schemas.openxmlformats.org/officeDocument/2006/math" xmlns:v="urn:schemas-microsoft-com:vml" xmlns:wp14="http://schemas.microsoft.com/office/word/2010/wordprocessingDrawing" xmlns:wp="http://schemas.openxmlformats.org/drawingml/2006/wordprocessingDrawing" xmlns:w10="urn:schemas-microsoft-com:office:word" xmlns:w="http://schemas.openxmlformats.org/wordprocessingml/2006/main" xmlns:w14="http://schemas.microsoft.com/office/word/2010/wordml" xmlns:w15="http://schemas.microsoft.com/office/word/2012/wordml" xmlns:w16cex="http://schemas.microsoft.com/office/word/2018/wordml/cex" xmlns:w16cid="http://schemas.microsoft.com/office/word/2016/wordml/cid" xmlns:w16="http://schemas.microsoft.com/office/word/2018/wordml" xmlns:w16du="http://schemas.microsoft.com/office/word/2023/wordml/word16du" xmlns:w16sdtdh="http://schemas.microsoft.com/office/word/2020/wordml/sdtdatahash" xmlns:w16sdtfl="http://schemas.microsoft.com/office/word/2024/wordml/sdtformatlock" xmlns:w16se="http://schemas.microsoft.com/office/word/2015/wordml/symex" xmlns:wpg="http://schemas.microsoft.com/office/word/2010/wordprocessingGroup" xmlns:wpi="http://schemas.microsoft.com/office/word/2010/wordprocessingInk" xmlns:wne="http://schemas.microsoft.com/office/word/2006/wordml" xmlns:wps="http://schemas.microsoft.com/office/word/2010/wordprocessingShape" mc:Ignorable="w14 w15 w16se w16cid w16 w16cex w16sdtdh w16sdtfl cr w16du wp14">
+  <w16cex:commentExtensible w16cex:durableId="023E2654" w16cex:dateUtc="2026-04-22T18:46:00Z"/>
   <w16cex:commentExtensible w16cex:durableId="188483F3" w16cex:dateUtc="2026-04-19T06:44:00Z"/>
   <w16cex:commentExtensible w16cex:durableId="4F7E1365" w16cex:dateUtc="2026-04-22T15:13:00Z"/>
+  <w16cex:commentExtensible w16cex:durableId="19EE0E32" w16cex:dateUtc="2026-04-22T18:49:00Z"/>
+  <w16cex:commentExtensible w16cex:durableId="14E51B89" w16cex:dateUtc="2026-04-22T18:48:00Z"/>
   <w16cex:commentExtensible w16cex:durableId="3F42045E" w16cex:dateUtc="2026-04-22T15:21:00Z"/>
   <w16cex:commentExtensible w16cex:durableId="5691A3F8" w16cex:dateUtc="2026-04-22T15:30:00Z"/>
   <w16cex:commentExtensible w16cex:durableId="44466277" w16cex:dateUtc="2026-04-22T06:31:00Z"/>
   <w16cex:commentExtensible w16cex:durableId="3F90FF80" w16cex:dateUtc="2026-04-22T15:29:00Z"/>
   <w16cex:commentExtensible w16cex:durableId="4C3495B4" w16cex:dateUtc="2026-04-22T10:46:00Z"/>
+  <w16cex:commentExtensible w16cex:durableId="7A5EFEE5" w16cex:dateUtc="2026-04-22T18:52:00Z"/>
+  <w16cex:commentExtensible w16cex:durableId="53851014" w16cex:dateUtc="2026-04-22T18:55:00Z"/>
 </w16cex:commentsExtensible>
 </file>
 
 <file path=word/commentsIds.xml><?xml version="1.0" encoding="utf-8"?>
 <w16cid:commentsIds xmlns:wpc="http://schemas.microsoft.com/office/word/2010/wordprocessingCanvas" xmlns:cx="http://schemas.microsoft.com/office/drawing/2014/chartex" xmlns:cx1="http://schemas.microsoft.com/office/drawing/2015/9/8/chartex" xmlns:cx2="http://schemas.microsoft.com/office/drawing/2015/10/21/chartex" xmlns:cx3="http://schemas.microsoft.com/office/drawing/2016/5/9/chartex" xmlns:cx4="http://schemas.microsoft.com/office/drawing/2016/5/10/chartex" xmlns:cx5="http://schemas.microsoft.com/office/drawing/2016/5/11/chartex" xmlns:cx6="http://schemas.microsoft.com/office/drawing/2016/5/12/chartex" xmlns:cx7="http://schemas.microsoft.com/office/drawing/2016/5/13/chartex" xmlns:cx8="http://schemas.microsoft.com/office/drawing/2016/5/14/chartex" xmlns:mc="http://schemas.openxmlformats.org/markup-compatibility/2006" xmlns:aink="http://schemas.microsoft.com/office/drawing/2016/ink" xmlns:am3d="http://schemas.microsoft.com/office/drawing/2017/model3d" xmlns:o="urn:schemas-microsoft-com:office:office" xmlns:oel="http://schemas.microsoft.com/office/2019/extlst" xmlns:r="http://schemas.openxmlformats.org/officeDocument/2006/relationships" xmlns:m="http://schemas.openxmlformats.org/officeDocument/2006/math" xmlns:v="urn:schemas-microsoft-com:vml" xmlns:wp14="http://schemas.microsoft.com/office/word/2010/wordprocessingDrawing" xmlns:wp="http://schemas.openxmlformats.org/drawingml/2006/wordprocessingDrawing" xmlns:w10="urn:schemas-microsoft-com:office:word" xmlns:w="http://schemas.openxmlformats.org/wordprocessingml/2006/main" xmlns:w14="http://schemas.microsoft.com/office/word/2010/wordml" xmlns:w15="http://schemas.microsoft.com/office/word/2012/wordml" xmlns:w16cex="http://schemas.microsoft.com/office/word/2018/wordml/cex" xmlns:w16cid="http://schemas.microsoft.com/office/word/2016/wordml/cid" xmlns:w16="http://schemas.microsoft.com/office/word/2018/wordml" xmlns:w16du="http://schemas.microsoft.com/office/word/2023/wordml/word16du" xmlns:w16sdtdh="http://schemas.microsoft.com/office/word/2020/wordml/sdtdatahash" xmlns:w16sdtfl="http://schemas.microsoft.com/office/word/2024/wordml/sdtformatlock" xmlns:w16se="http://schemas.microsoft.com/office/word/2015/wordml/symex" xmlns:wpg="http://schemas.microsoft.com/office/word/2010/wordprocessingGroup" xmlns:wpi="http://schemas.microsoft.com/office/word/2010/wordprocessingInk" xmlns:wne="http://schemas.microsoft.com/office/word/2006/wordml" xmlns:wps="http://schemas.microsoft.com/office/word/2010/wordprocessingShape" mc:Ignorable="w14 w15 w16se w16cid w16 w16cex w16sdtdh w16sdtfl w16du wp14">
+  <w16cid:commentId w16cid:paraId="182F63BA" w16cid:durableId="023E2654"/>
   <w16cid:commentId w16cid:paraId="153E136D" w16cid:durableId="188483F3"/>
   <w16cid:commentId w16cid:paraId="7F743ED7" w16cid:durableId="4F7E1365"/>
+  <w16cid:commentId w16cid:paraId="59130ADF" w16cid:durableId="19EE0E32"/>
+  <w16cid:commentId w16cid:paraId="179C659B" w16cid:durableId="14E51B89"/>
   <w16cid:commentId w16cid:paraId="470F0CD9" w16cid:durableId="3F42045E"/>
   <w16cid:commentId w16cid:paraId="60E96A46" w16cid:durableId="5691A3F8"/>
   <w16cid:commentId w16cid:paraId="4ACD6A2A" w16cid:durableId="44466277"/>
   <w16cid:commentId w16cid:paraId="166A17F1" w16cid:durableId="3F90FF80"/>
   <w16cid:commentId w16cid:paraId="54558623" w16cid:durableId="4C3495B4"/>
+  <w16cid:commentId w16cid:paraId="5D830895" w16cid:durableId="7A5EFEE5"/>
+  <w16cid:commentId w16cid:paraId="51CA4C8E" w16cid:durableId="53851014"/>
 </w16cid:commentsIds>
 </file>
 
@@ -20014,6 +20296,36 @@
     </w:p>
   </w:endnote>
 </w:endnotes>
+</file>
+
+<file path=word/footer1.xml><?xml version="1.0" encoding="utf-8"?>
+<w:ftr xmlns:wpc="http://schemas.microsoft.com/office/word/2010/wordprocessingCanvas" xmlns:cx="http://schemas.microsoft.com/office/drawing/2014/chartex" xmlns:cx1="http://schemas.microsoft.com/office/drawing/2015/9/8/chartex" xmlns:cx2="http://schemas.microsoft.com/office/drawing/2015/10/21/chartex" xmlns:cx3="http://schemas.microsoft.com/office/drawing/2016/5/9/chartex" xmlns:cx4="http://schemas.microsoft.com/office/drawing/2016/5/10/chartex" xmlns:cx5="http://schemas.microsoft.com/office/drawing/2016/5/11/chartex" xmlns:cx6="http://schemas.microsoft.com/office/drawing/2016/5/12/chartex" xmlns:cx7="http://schemas.microsoft.com/office/drawing/2016/5/13/chartex" xmlns:cx8="http://schemas.microsoft.com/office/drawing/2016/5/14/chartex" xmlns:mc="http://schemas.openxmlformats.org/markup-compatibility/2006" xmlns:aink="http://schemas.microsoft.com/office/drawing/2016/ink" xmlns:am3d="http://schemas.microsoft.com/office/drawing/2017/model3d" xmlns:o="urn:schemas-microsoft-com:office:office" xmlns:oel="http://schemas.microsoft.com/office/2019/extlst" xmlns:r="http://schemas.openxmlformats.org/officeDocument/2006/relationships" xmlns:m="http://schemas.openxmlformats.org/officeDocument/2006/math" xmlns:v="urn:schemas-microsoft-com:vml" xmlns:wp14="http://schemas.microsoft.com/office/word/2010/wordprocessingDrawing" xmlns:wp="http://schemas.openxmlformats.org/drawingml/2006/wordprocessingDrawing" xmlns:w10="urn:schemas-microsoft-com:office:word" xmlns:w="http://schemas.openxmlformats.org/wordprocessingml/2006/main" xmlns:w14="http://schemas.microsoft.com/office/word/2010/wordml" xmlns:w15="http://schemas.microsoft.com/office/word/2012/wordml" xmlns:w16cex="http://schemas.microsoft.com/office/word/2018/wordml/cex" xmlns:w16cid="http://schemas.microsoft.com/office/word/2016/wordml/cid" xmlns:w16="http://schemas.microsoft.com/office/word/2018/wordml" xmlns:w16du="http://schemas.microsoft.com/office/word/2023/wordml/word16du" xmlns:w16sdtdh="http://schemas.microsoft.com/office/word/2020/wordml/sdtdatahash" xmlns:w16sdtfl="http://schemas.microsoft.com/office/word/2024/wordml/sdtformatlock" xmlns:w16se="http://schemas.microsoft.com/office/word/2015/wordml/symex" xmlns:wpg="http://schemas.microsoft.com/office/word/2010/wordprocessingGroup" xmlns:wpi="http://schemas.microsoft.com/office/word/2010/wordprocessingInk" xmlns:wne="http://schemas.microsoft.com/office/word/2006/wordml" xmlns:wps="http://schemas.microsoft.com/office/word/2010/wordprocessingShape" mc:Ignorable="w14 w15 w16se w16cid w16 w16cex w16sdtdh w16sdtfl w16du wp14">
+  <w:p>
+    <w:pPr>
+      <w:pStyle w:val="Fuzeile"/>
+    </w:pPr>
+  </w:p>
+</w:ftr>
+</file>
+
+<file path=word/footer2.xml><?xml version="1.0" encoding="utf-8"?>
+<w:ftr xmlns:wpc="http://schemas.microsoft.com/office/word/2010/wordprocessingCanvas" xmlns:cx="http://schemas.microsoft.com/office/drawing/2014/chartex" xmlns:cx1="http://schemas.microsoft.com/office/drawing/2015/9/8/chartex" xmlns:cx2="http://schemas.microsoft.com/office/drawing/2015/10/21/chartex" xmlns:cx3="http://schemas.microsoft.com/office/drawing/2016/5/9/chartex" xmlns:cx4="http://schemas.microsoft.com/office/drawing/2016/5/10/chartex" xmlns:cx5="http://schemas.microsoft.com/office/drawing/2016/5/11/chartex" xmlns:cx6="http://schemas.microsoft.com/office/drawing/2016/5/12/chartex" xmlns:cx7="http://schemas.microsoft.com/office/drawing/2016/5/13/chartex" xmlns:cx8="http://schemas.microsoft.com/office/drawing/2016/5/14/chartex" xmlns:mc="http://schemas.openxmlformats.org/markup-compatibility/2006" xmlns:aink="http://schemas.microsoft.com/office/drawing/2016/ink" xmlns:am3d="http://schemas.microsoft.com/office/drawing/2017/model3d" xmlns:o="urn:schemas-microsoft-com:office:office" xmlns:oel="http://schemas.microsoft.com/office/2019/extlst" xmlns:r="http://schemas.openxmlformats.org/officeDocument/2006/relationships" xmlns:m="http://schemas.openxmlformats.org/officeDocument/2006/math" xmlns:v="urn:schemas-microsoft-com:vml" xmlns:wp14="http://schemas.microsoft.com/office/word/2010/wordprocessingDrawing" xmlns:wp="http://schemas.openxmlformats.org/drawingml/2006/wordprocessingDrawing" xmlns:w10="urn:schemas-microsoft-com:office:word" xmlns:w="http://schemas.openxmlformats.org/wordprocessingml/2006/main" xmlns:w14="http://schemas.microsoft.com/office/word/2010/wordml" xmlns:w15="http://schemas.microsoft.com/office/word/2012/wordml" xmlns:w16cex="http://schemas.microsoft.com/office/word/2018/wordml/cex" xmlns:w16cid="http://schemas.microsoft.com/office/word/2016/wordml/cid" xmlns:w16="http://schemas.microsoft.com/office/word/2018/wordml" xmlns:w16du="http://schemas.microsoft.com/office/word/2023/wordml/word16du" xmlns:w16sdtdh="http://schemas.microsoft.com/office/word/2020/wordml/sdtdatahash" xmlns:w16sdtfl="http://schemas.microsoft.com/office/word/2024/wordml/sdtformatlock" xmlns:w16se="http://schemas.microsoft.com/office/word/2015/wordml/symex" xmlns:wpg="http://schemas.microsoft.com/office/word/2010/wordprocessingGroup" xmlns:wpi="http://schemas.microsoft.com/office/word/2010/wordprocessingInk" xmlns:wne="http://schemas.microsoft.com/office/word/2006/wordml" xmlns:wps="http://schemas.microsoft.com/office/word/2010/wordprocessingShape" mc:Ignorable="w14 w15 w16se w16cid w16 w16cex w16sdtdh w16sdtfl w16du wp14">
+  <w:p>
+    <w:pPr>
+      <w:pStyle w:val="Fuzeile"/>
+    </w:pPr>
+  </w:p>
+</w:ftr>
+</file>
+
+<file path=word/footer3.xml><?xml version="1.0" encoding="utf-8"?>
+<w:ftr xmlns:wpc="http://schemas.microsoft.com/office/word/2010/wordprocessingCanvas" xmlns:cx="http://schemas.microsoft.com/office/drawing/2014/chartex" xmlns:cx1="http://schemas.microsoft.com/office/drawing/2015/9/8/chartex" xmlns:cx2="http://schemas.microsoft.com/office/drawing/2015/10/21/chartex" xmlns:cx3="http://schemas.microsoft.com/office/drawing/2016/5/9/chartex" xmlns:cx4="http://schemas.microsoft.com/office/drawing/2016/5/10/chartex" xmlns:cx5="http://schemas.microsoft.com/office/drawing/2016/5/11/chartex" xmlns:cx6="http://schemas.microsoft.com/office/drawing/2016/5/12/chartex" xmlns:cx7="http://schemas.microsoft.com/office/drawing/2016/5/13/chartex" xmlns:cx8="http://schemas.microsoft.com/office/drawing/2016/5/14/chartex" xmlns:mc="http://schemas.openxmlformats.org/markup-compatibility/2006" xmlns:aink="http://schemas.microsoft.com/office/drawing/2016/ink" xmlns:am3d="http://schemas.microsoft.com/office/drawing/2017/model3d" xmlns:o="urn:schemas-microsoft-com:office:office" xmlns:oel="http://schemas.microsoft.com/office/2019/extlst" xmlns:r="http://schemas.openxmlformats.org/officeDocument/2006/relationships" xmlns:m="http://schemas.openxmlformats.org/officeDocument/2006/math" xmlns:v="urn:schemas-microsoft-com:vml" xmlns:wp14="http://schemas.microsoft.com/office/word/2010/wordprocessingDrawing" xmlns:wp="http://schemas.openxmlformats.org/drawingml/2006/wordprocessingDrawing" xmlns:w10="urn:schemas-microsoft-com:office:word" xmlns:w="http://schemas.openxmlformats.org/wordprocessingml/2006/main" xmlns:w14="http://schemas.microsoft.com/office/word/2010/wordml" xmlns:w15="http://schemas.microsoft.com/office/word/2012/wordml" xmlns:w16cex="http://schemas.microsoft.com/office/word/2018/wordml/cex" xmlns:w16cid="http://schemas.microsoft.com/office/word/2016/wordml/cid" xmlns:w16="http://schemas.microsoft.com/office/word/2018/wordml" xmlns:w16du="http://schemas.microsoft.com/office/word/2023/wordml/word16du" xmlns:w16sdtdh="http://schemas.microsoft.com/office/word/2020/wordml/sdtdatahash" xmlns:w16sdtfl="http://schemas.microsoft.com/office/word/2024/wordml/sdtformatlock" xmlns:w16se="http://schemas.microsoft.com/office/word/2015/wordml/symex" xmlns:wpg="http://schemas.microsoft.com/office/word/2010/wordprocessingGroup" xmlns:wpi="http://schemas.microsoft.com/office/word/2010/wordprocessingInk" xmlns:wne="http://schemas.microsoft.com/office/word/2006/wordml" xmlns:wps="http://schemas.microsoft.com/office/word/2010/wordprocessingShape" mc:Ignorable="w14 w15 w16se w16cid w16 w16cex w16sdtdh w16sdtfl w16du wp14">
+  <w:p>
+    <w:pPr>
+      <w:pStyle w:val="Fuzeile"/>
+    </w:pPr>
+  </w:p>
+</w:ftr>
 </file>
 
 <file path=word/footnotes.xml><?xml version="1.0" encoding="utf-8"?>
@@ -20045,6 +20357,16 @@
 <w:hdr xmlns:wpc="http://schemas.microsoft.com/office/word/2010/wordprocessingCanvas" xmlns:cx="http://schemas.microsoft.com/office/drawing/2014/chartex" xmlns:cx1="http://schemas.microsoft.com/office/drawing/2015/9/8/chartex" xmlns:cx2="http://schemas.microsoft.com/office/drawing/2015/10/21/chartex" xmlns:cx3="http://schemas.microsoft.com/office/drawing/2016/5/9/chartex" xmlns:cx4="http://schemas.microsoft.com/office/drawing/2016/5/10/chartex" xmlns:cx5="http://schemas.microsoft.com/office/drawing/2016/5/11/chartex" xmlns:cx6="http://schemas.microsoft.com/office/drawing/2016/5/12/chartex" xmlns:cx7="http://schemas.microsoft.com/office/drawing/2016/5/13/chartex" xmlns:cx8="http://schemas.microsoft.com/office/drawing/2016/5/14/chartex" xmlns:mc="http://schemas.openxmlformats.org/markup-compatibility/2006" xmlns:aink="http://schemas.microsoft.com/office/drawing/2016/ink" xmlns:am3d="http://schemas.microsoft.com/office/drawing/2017/model3d" xmlns:o="urn:schemas-microsoft-com:office:office" xmlns:oel="http://schemas.microsoft.com/office/2019/extlst" xmlns:r="http://schemas.openxmlformats.org/officeDocument/2006/relationships" xmlns:m="http://schemas.openxmlformats.org/officeDocument/2006/math" xmlns:v="urn:schemas-microsoft-com:vml" xmlns:wp14="http://schemas.microsoft.com/office/word/2010/wordprocessingDrawing" xmlns:wp="http://schemas.openxmlformats.org/drawingml/2006/wordprocessingDrawing" xmlns:w10="urn:schemas-microsoft-com:office:word" xmlns:w="http://schemas.openxmlformats.org/wordprocessingml/2006/main" xmlns:w14="http://schemas.microsoft.com/office/word/2010/wordml" xmlns:w15="http://schemas.microsoft.com/office/word/2012/wordml" xmlns:w16cex="http://schemas.microsoft.com/office/word/2018/wordml/cex" xmlns:w16cid="http://schemas.microsoft.com/office/word/2016/wordml/cid" xmlns:w16="http://schemas.microsoft.com/office/word/2018/wordml" xmlns:w16du="http://schemas.microsoft.com/office/word/2023/wordml/word16du" xmlns:w16sdtdh="http://schemas.microsoft.com/office/word/2020/wordml/sdtdatahash" xmlns:w16sdtfl="http://schemas.microsoft.com/office/word/2024/wordml/sdtformatlock" xmlns:w16se="http://schemas.microsoft.com/office/word/2015/wordml/symex" xmlns:wpg="http://schemas.microsoft.com/office/word/2010/wordprocessingGroup" xmlns:wpi="http://schemas.microsoft.com/office/word/2010/wordprocessingInk" xmlns:wne="http://schemas.microsoft.com/office/word/2006/wordml" xmlns:wps="http://schemas.microsoft.com/office/word/2010/wordprocessingShape" mc:Ignorable="w14 w15 w16se w16cid w16 w16cex w16sdtdh w16sdtfl w16du wp14">
   <w:p>
     <w:pPr>
+      <w:pStyle w:val="Kopfzeile"/>
+    </w:pPr>
+  </w:p>
+</w:hdr>
+</file>
+
+<file path=word/header2.xml><?xml version="1.0" encoding="utf-8"?>
+<w:hdr xmlns:wpc="http://schemas.microsoft.com/office/word/2010/wordprocessingCanvas" xmlns:cx="http://schemas.microsoft.com/office/drawing/2014/chartex" xmlns:cx1="http://schemas.microsoft.com/office/drawing/2015/9/8/chartex" xmlns:cx2="http://schemas.microsoft.com/office/drawing/2015/10/21/chartex" xmlns:cx3="http://schemas.microsoft.com/office/drawing/2016/5/9/chartex" xmlns:cx4="http://schemas.microsoft.com/office/drawing/2016/5/10/chartex" xmlns:cx5="http://schemas.microsoft.com/office/drawing/2016/5/11/chartex" xmlns:cx6="http://schemas.microsoft.com/office/drawing/2016/5/12/chartex" xmlns:cx7="http://schemas.microsoft.com/office/drawing/2016/5/13/chartex" xmlns:cx8="http://schemas.microsoft.com/office/drawing/2016/5/14/chartex" xmlns:mc="http://schemas.openxmlformats.org/markup-compatibility/2006" xmlns:aink="http://schemas.microsoft.com/office/drawing/2016/ink" xmlns:am3d="http://schemas.microsoft.com/office/drawing/2017/model3d" xmlns:o="urn:schemas-microsoft-com:office:office" xmlns:oel="http://schemas.microsoft.com/office/2019/extlst" xmlns:r="http://schemas.openxmlformats.org/officeDocument/2006/relationships" xmlns:m="http://schemas.openxmlformats.org/officeDocument/2006/math" xmlns:v="urn:schemas-microsoft-com:vml" xmlns:wp14="http://schemas.microsoft.com/office/word/2010/wordprocessingDrawing" xmlns:wp="http://schemas.openxmlformats.org/drawingml/2006/wordprocessingDrawing" xmlns:w10="urn:schemas-microsoft-com:office:word" xmlns:w="http://schemas.openxmlformats.org/wordprocessingml/2006/main" xmlns:w14="http://schemas.microsoft.com/office/word/2010/wordml" xmlns:w15="http://schemas.microsoft.com/office/word/2012/wordml" xmlns:w16cex="http://schemas.microsoft.com/office/word/2018/wordml/cex" xmlns:w16cid="http://schemas.microsoft.com/office/word/2016/wordml/cid" xmlns:w16="http://schemas.microsoft.com/office/word/2018/wordml" xmlns:w16du="http://schemas.microsoft.com/office/word/2023/wordml/word16du" xmlns:w16sdtdh="http://schemas.microsoft.com/office/word/2020/wordml/sdtdatahash" xmlns:w16sdtfl="http://schemas.microsoft.com/office/word/2024/wordml/sdtformatlock" xmlns:w16se="http://schemas.microsoft.com/office/word/2015/wordml/symex" xmlns:wpg="http://schemas.microsoft.com/office/word/2010/wordprocessingGroup" xmlns:wpi="http://schemas.microsoft.com/office/word/2010/wordprocessingInk" xmlns:wne="http://schemas.microsoft.com/office/word/2006/wordml" xmlns:wps="http://schemas.microsoft.com/office/word/2010/wordprocessingShape" mc:Ignorable="w14 w15 w16se w16cid w16 w16cex w16sdtdh w16sdtfl w16du wp14">
+  <w:p>
+    <w:pPr>
       <w:rPr>
         <w:sz w:val="20"/>
         <w:szCs w:val="20"/>
@@ -20097,8 +20419,18 @@
         <w:sz w:val="20"/>
         <w:szCs w:val="20"/>
       </w:rPr>
-      <w:t>Echte Bedürfnisse, künstliche Antworten</w:t>
+      <w:t>Digitale Identität</w:t>
     </w:r>
+  </w:p>
+</w:hdr>
+</file>
+
+<file path=word/header3.xml><?xml version="1.0" encoding="utf-8"?>
+<w:hdr xmlns:wpc="http://schemas.microsoft.com/office/word/2010/wordprocessingCanvas" xmlns:cx="http://schemas.microsoft.com/office/drawing/2014/chartex" xmlns:cx1="http://schemas.microsoft.com/office/drawing/2015/9/8/chartex" xmlns:cx2="http://schemas.microsoft.com/office/drawing/2015/10/21/chartex" xmlns:cx3="http://schemas.microsoft.com/office/drawing/2016/5/9/chartex" xmlns:cx4="http://schemas.microsoft.com/office/drawing/2016/5/10/chartex" xmlns:cx5="http://schemas.microsoft.com/office/drawing/2016/5/11/chartex" xmlns:cx6="http://schemas.microsoft.com/office/drawing/2016/5/12/chartex" xmlns:cx7="http://schemas.microsoft.com/office/drawing/2016/5/13/chartex" xmlns:cx8="http://schemas.microsoft.com/office/drawing/2016/5/14/chartex" xmlns:mc="http://schemas.openxmlformats.org/markup-compatibility/2006" xmlns:aink="http://schemas.microsoft.com/office/drawing/2016/ink" xmlns:am3d="http://schemas.microsoft.com/office/drawing/2017/model3d" xmlns:o="urn:schemas-microsoft-com:office:office" xmlns:oel="http://schemas.microsoft.com/office/2019/extlst" xmlns:r="http://schemas.openxmlformats.org/officeDocument/2006/relationships" xmlns:m="http://schemas.openxmlformats.org/officeDocument/2006/math" xmlns:v="urn:schemas-microsoft-com:vml" xmlns:wp14="http://schemas.microsoft.com/office/word/2010/wordprocessingDrawing" xmlns:wp="http://schemas.openxmlformats.org/drawingml/2006/wordprocessingDrawing" xmlns:w10="urn:schemas-microsoft-com:office:word" xmlns:w="http://schemas.openxmlformats.org/wordprocessingml/2006/main" xmlns:w14="http://schemas.microsoft.com/office/word/2010/wordml" xmlns:w15="http://schemas.microsoft.com/office/word/2012/wordml" xmlns:w16cex="http://schemas.microsoft.com/office/word/2018/wordml/cex" xmlns:w16cid="http://schemas.microsoft.com/office/word/2016/wordml/cid" xmlns:w16="http://schemas.microsoft.com/office/word/2018/wordml" xmlns:w16du="http://schemas.microsoft.com/office/word/2023/wordml/word16du" xmlns:w16sdtdh="http://schemas.microsoft.com/office/word/2020/wordml/sdtdatahash" xmlns:w16sdtfl="http://schemas.microsoft.com/office/word/2024/wordml/sdtformatlock" xmlns:w16se="http://schemas.microsoft.com/office/word/2015/wordml/symex" xmlns:wpg="http://schemas.microsoft.com/office/word/2010/wordprocessingGroup" xmlns:wpi="http://schemas.microsoft.com/office/word/2010/wordprocessingInk" xmlns:wne="http://schemas.microsoft.com/office/word/2006/wordml" xmlns:wps="http://schemas.microsoft.com/office/word/2010/wordprocessingShape" mc:Ignorable="w14 w15 w16se w16cid w16 w16cex w16sdtdh w16sdtfl w16du wp14">
+  <w:p>
+    <w:pPr>
+      <w:pStyle w:val="Kopfzeile"/>
+    </w:pPr>
   </w:p>
 </w:hdr>
 </file>
@@ -27736,6 +28068,7 @@
   <w:style w:type="character" w:default="1" w:styleId="Absatz-Standardschriftart">
     <w:name w:val="Default Paragraph Font"/>
     <w:uiPriority w:val="1"/>
+    <w:semiHidden/>
     <w:unhideWhenUsed/>
   </w:style>
   <w:style w:type="table" w:default="1" w:styleId="NormaleTabelle">
@@ -28635,9 +28968,12 @@
 </file>
 
 <file path=customXml/item2.xml><?xml version="1.0" encoding="utf-8"?>
-<p:properties xmlns:p="http://schemas.microsoft.com/office/2006/metadata/properties" xmlns:xsi="http://www.w3.org/2001/XMLSchema-instance" xmlns:pc="http://schemas.microsoft.com/office/infopath/2007/PartnerControls">
-  <documentManagement/>
-</p:properties>
+<?mso-contentType ?>
+<FormTemplates xmlns="http://schemas.microsoft.com/sharepoint/v3/contenttype/forms">
+  <Display>DocumentLibraryForm</Display>
+  <Edit>DocumentLibraryForm</Edit>
+  <New>DocumentLibraryForm</New>
+</FormTemplates>
 </file>
 
 <file path=customXml/item3.xml><?xml version="1.0" encoding="utf-8"?>
@@ -28773,12 +29109,9 @@
 </file>
 
 <file path=customXml/item4.xml><?xml version="1.0" encoding="utf-8"?>
-<?mso-contentType ?>
-<FormTemplates xmlns="http://schemas.microsoft.com/sharepoint/v3/contenttype/forms">
-  <Display>DocumentLibraryForm</Display>
-  <Edit>DocumentLibraryForm</Edit>
-  <New>DocumentLibraryForm</New>
-</FormTemplates>
+<p:properties xmlns:p="http://schemas.microsoft.com/office/2006/metadata/properties" xmlns:xsi="http://www.w3.org/2001/XMLSchema-instance" xmlns:pc="http://schemas.microsoft.com/office/infopath/2007/PartnerControls">
+  <documentManagement/>
+</p:properties>
 </file>
 
 <file path=customXml/itemProps1.xml><?xml version="1.0" encoding="utf-8"?>
@@ -28790,10 +29123,9 @@
 </file>
 
 <file path=customXml/itemProps2.xml><?xml version="1.0" encoding="utf-8"?>
-<ds:datastoreItem xmlns:ds="http://schemas.openxmlformats.org/officeDocument/2006/customXml" ds:itemID="{8646608E-0DE1-4582-A338-267286439085}">
+<ds:datastoreItem xmlns:ds="http://schemas.openxmlformats.org/officeDocument/2006/customXml" ds:itemID="{2F698423-0337-4B93-99A0-AA9C96EFFDF9}">
   <ds:schemaRefs>
-    <ds:schemaRef ds:uri="http://schemas.microsoft.com/office/2006/metadata/properties"/>
-    <ds:schemaRef ds:uri="http://schemas.microsoft.com/office/infopath/2007/PartnerControls"/>
+    <ds:schemaRef ds:uri="http://schemas.microsoft.com/sharepoint/v3/contenttype/forms"/>
   </ds:schemaRefs>
 </ds:datastoreItem>
 </file>
@@ -28817,9 +29149,10 @@
 </file>
 
 <file path=customXml/itemProps4.xml><?xml version="1.0" encoding="utf-8"?>
-<ds:datastoreItem xmlns:ds="http://schemas.openxmlformats.org/officeDocument/2006/customXml" ds:itemID="{2F698423-0337-4B93-99A0-AA9C96EFFDF9}">
+<ds:datastoreItem xmlns:ds="http://schemas.openxmlformats.org/officeDocument/2006/customXml" ds:itemID="{8646608E-0DE1-4582-A338-267286439085}">
   <ds:schemaRefs>
-    <ds:schemaRef ds:uri="http://schemas.microsoft.com/sharepoint/v3/contenttype/forms"/>
+    <ds:schemaRef ds:uri="http://schemas.microsoft.com/office/2006/metadata/properties"/>
+    <ds:schemaRef ds:uri="http://schemas.microsoft.com/office/infopath/2007/PartnerControls"/>
   </ds:schemaRefs>
 </ds:datastoreItem>
 </file>